--- a/docs/technical/TechSpec-LEADS.docx
+++ b/docs/technical/TechSpec-LEADS.docx
@@ -48,7 +48,7 @@
           <w:sz w:val="20"/>
           <w:szCs w:val="20"/>
         </w:rPr>
-        <w:t xml:space="preserve">Version 2.0  ·  March 2026  ·  Inspiration-Enhanced</w:t>
+        <w:t>Version 3.0  ·  March 2026  ·  Current Release</w:t>
       </w:r>
     </w:p>
     <w:p>
@@ -63,7 +63,7 @@
           <w:sz w:val="19"/>
           <w:szCs w:val="19"/>
         </w:rPr>
-        <w:t xml:space="preserve">Updates in this version: Animation library decisions, preloader implementation, masonry grid, testimonial carousel, scroll-reveal system, geometric parallax shapes, social proof component — all drawn from 5 analyzed inspiration sites.</w:t>
+        <w:t>Updates in this version (v3.0): Database migrated from Prisma ORM + libsql to Prisma ORM with libsql/SQLite adapter. CSS framework changed from Custom CSS (globals.css) to custom CSS (globals.css). Added Framer Motion v12+ for D-shape interactive card animations. Added admin dashboard with login. Added Team page. Updated project file structure to src/ layout. New components: ArcRings, InteractiveCards, InteractiveHeroShapes, StatsSection, InteractiveCursor, ThemeProvider, Starfield, TeamCard, EventsFilter, JoinForm, ContactForm.</w:t>
       </w:r>
     </w:p>
     <w:p>
@@ -406,7 +406,7 @@
                 <w:sz w:val="19"/>
                 <w:szCs w:val="19"/>
               </w:rPr>
-              <w:t xml:space="preserve">Tailwind CSS</w:t>
+              <w:t>Custom CSS (globals.css)</w:t>
             </w:r>
           </w:p>
         </w:tc>
@@ -488,7 +488,7 @@
                 <w:sz w:val="19"/>
                 <w:szCs w:val="19"/>
               </w:rPr>
-              <w:t xml:space="preserve">Supabase</w:t>
+              <w:t>Prisma ORM + libsql</w:t>
             </w:r>
           </w:p>
         </w:tc>
@@ -734,7 +734,7 @@
                 <w:sz w:val="19"/>
                 <w:szCs w:val="19"/>
               </w:rPr>
-              <w:t xml:space="preserve">React Hook Form + Zod</w:t>
+              <w:t>Custom React forms</w:t>
             </w:r>
           </w:p>
         </w:tc>
@@ -816,7 +816,7 @@
                 <w:sz w:val="19"/>
                 <w:szCs w:val="19"/>
               </w:rPr>
-              <w:t xml:space="preserve">GA4 + GTM + Hotjar</w:t>
+              <w:t>Pending setup</w:t>
             </w:r>
           </w:p>
         </w:tc>
@@ -898,7 +898,7 @@
                 <w:sz w:val="19"/>
                 <w:szCs w:val="19"/>
               </w:rPr>
-              <w:t xml:space="preserve">tsParticles</w:t>
+              <w:t>Custom Starfield component</w:t>
             </w:r>
           </w:p>
         </w:tc>
@@ -1080,647 +1080,647 @@
           <w:sz w:val="18"/>
           <w:szCs w:val="18"/>
         </w:rPr>
-        <w:t xml:space="preserve">leads-website/</w:t>
-      </w:r>
-    </w:p>
-    <w:p>
-      <w:pPr>
-        <w:shd w:fill="F0F7FF" w:val="clear"/>
-        <w:spacing w:after="40" w:before="40"/>
-        <w:ind w:left="576"/>
-      </w:pPr>
-      <w:r>
-        <w:rPr>
-          <w:rFonts w:ascii="Courier New" w:cs="Courier New" w:eastAsia="Courier New" w:hAnsi="Courier New"/>
-          <w:color w:val="1565C0"/>
-          <w:sz w:val="18"/>
-          <w:szCs w:val="18"/>
-        </w:rPr>
-        <w:t xml:space="preserve">├── app/</w:t>
-      </w:r>
-    </w:p>
-    <w:p>
-      <w:pPr>
-        <w:shd w:fill="F0F7FF" w:val="clear"/>
-        <w:spacing w:after="40" w:before="40"/>
-        <w:ind w:left="576"/>
-      </w:pPr>
-      <w:r>
-        <w:rPr>
-          <w:rFonts w:ascii="Courier New" w:cs="Courier New" w:eastAsia="Courier New" w:hAnsi="Courier New"/>
-          <w:color w:val="1565C0"/>
-          <w:sz w:val="18"/>
-          <w:szCs w:val="18"/>
-        </w:rPr>
-        <w:t xml:space="preserve">│   ├── layout.tsx             # Root layout, theme provider, nav, footer</w:t>
-      </w:r>
-    </w:p>
-    <w:p>
-      <w:pPr>
-        <w:shd w:fill="F0F7FF" w:val="clear"/>
-        <w:spacing w:after="40" w:before="40"/>
-        <w:ind w:left="576"/>
-      </w:pPr>
-      <w:r>
-        <w:rPr>
-          <w:rFonts w:ascii="Courier New" w:cs="Courier New" w:eastAsia="Courier New" w:hAnsi="Courier New"/>
-          <w:color w:val="1565C0"/>
-          <w:sz w:val="18"/>
-          <w:szCs w:val="18"/>
-        </w:rPr>
-        <w:t xml:space="preserve">│   ├── page.tsx               # Home — arc rings bg, hero, icon cards</w:t>
-      </w:r>
-    </w:p>
-    <w:p>
-      <w:pPr>
-        <w:shd w:fill="F0F7FF" w:val="clear"/>
-        <w:spacing w:after="40" w:before="40"/>
-        <w:ind w:left="576"/>
-      </w:pPr>
-      <w:r>
-        <w:rPr>
-          <w:rFonts w:ascii="Courier New" w:cs="Courier New" w:eastAsia="Courier New" w:hAnsi="Courier New"/>
-          <w:color w:val="1565C0"/>
-          <w:sz w:val="18"/>
-          <w:szCs w:val="18"/>
-        </w:rPr>
-        <w:t xml:space="preserve">│   ├── about/page.tsx         # Static gradient, journey steps, progress bars</w:t>
-      </w:r>
-    </w:p>
-    <w:p>
-      <w:pPr>
-        <w:shd w:fill="F0F7FF" w:val="clear"/>
-        <w:spacing w:after="40" w:before="40"/>
-        <w:ind w:left="576"/>
-      </w:pPr>
-      <w:r>
-        <w:rPr>
-          <w:rFonts w:ascii="Courier New" w:cs="Courier New" w:eastAsia="Courier New" w:hAnsi="Courier New"/>
-          <w:color w:val="1565C0"/>
-          <w:sz w:val="18"/>
-          <w:szCs w:val="18"/>
-        </w:rPr>
-        <w:t xml:space="preserve">│   ├── events/</w:t>
-      </w:r>
-    </w:p>
-    <w:p>
-      <w:pPr>
-        <w:shd w:fill="F0F7FF" w:val="clear"/>
-        <w:spacing w:after="40" w:before="40"/>
-        <w:ind w:left="576"/>
-      </w:pPr>
-      <w:r>
-        <w:rPr>
-          <w:rFonts w:ascii="Courier New" w:cs="Courier New" w:eastAsia="Courier New" w:hAnsi="Courier New"/>
-          <w:color w:val="1565C0"/>
-          <w:sz w:val="18"/>
-          <w:szCs w:val="18"/>
-        </w:rPr>
-        <w:t xml:space="preserve">│   │   ├── page.tsx           # Masonry gallery, filter tabs, scroll colour shift</w:t>
-      </w:r>
-    </w:p>
-    <w:p>
-      <w:pPr>
-        <w:shd w:fill="F0F7FF" w:val="clear"/>
-        <w:spacing w:after="40" w:before="40"/>
-        <w:ind w:left="576"/>
-      </w:pPr>
-      <w:r>
-        <w:rPr>
-          <w:rFonts w:ascii="Courier New" w:cs="Courier New" w:eastAsia="Courier New" w:hAnsi="Courier New"/>
-          <w:color w:val="1565C0"/>
-          <w:sz w:val="18"/>
-          <w:szCs w:val="18"/>
-        </w:rPr>
-        <w:t xml:space="preserve">│   │   └── [slug]/page.tsx    # Individual event detail</w:t>
-      </w:r>
-    </w:p>
-    <w:p>
-      <w:pPr>
-        <w:shd w:fill="F0F7FF" w:val="clear"/>
-        <w:spacing w:after="40" w:before="40"/>
-        <w:ind w:left="576"/>
-      </w:pPr>
-      <w:r>
-        <w:rPr>
-          <w:rFonts w:ascii="Courier New" w:cs="Courier New" w:eastAsia="Courier New" w:hAnsi="Courier New"/>
-          <w:color w:val="1565C0"/>
-          <w:sz w:val="18"/>
-          <w:szCs w:val="18"/>
-        </w:rPr>
-        <w:t xml:space="preserve">│   ├── bls/page.tsx           # Starfield particles, testimonial carousel</w:t>
-      </w:r>
-    </w:p>
-    <w:p>
-      <w:pPr>
-        <w:shd w:fill="F0F7FF" w:val="clear"/>
-        <w:spacing w:after="40" w:before="40"/>
-        <w:ind w:left="576"/>
-      </w:pPr>
-      <w:r>
-        <w:rPr>
-          <w:rFonts w:ascii="Courier New" w:cs="Courier New" w:eastAsia="Courier New" w:hAnsi="Courier New"/>
-          <w:color w:val="1565C0"/>
-          <w:sz w:val="18"/>
-          <w:szCs w:val="18"/>
-        </w:rPr>
-        <w:t xml:space="preserve">│   ├── join-us/page.tsx       # Journey stepper, icon list, join form</w:t>
-      </w:r>
-    </w:p>
-    <w:p>
-      <w:pPr>
-        <w:shd w:fill="F0F7FF" w:val="clear"/>
-        <w:spacing w:after="40" w:before="40"/>
-        <w:ind w:left="576"/>
-      </w:pPr>
-      <w:r>
-        <w:rPr>
-          <w:rFonts w:ascii="Courier New" w:cs="Courier New" w:eastAsia="Courier New" w:hAnsi="Courier New"/>
-          <w:color w:val="1565C0"/>
-          <w:sz w:val="18"/>
-          <w:szCs w:val="18"/>
-        </w:rPr>
-        <w:t xml:space="preserve">│   ├── contact/page.tsx       # Contact form, Resend</w:t>
-      </w:r>
-    </w:p>
-    <w:p>
-      <w:pPr>
-        <w:shd w:fill="F0F7FF" w:val="clear"/>
-        <w:spacing w:after="40" w:before="40"/>
-        <w:ind w:left="576"/>
-      </w:pPr>
-      <w:r>
-        <w:rPr>
-          <w:rFonts w:ascii="Courier New" w:cs="Courier New" w:eastAsia="Courier New" w:hAnsi="Courier New"/>
-          <w:color w:val="1565C0"/>
-          <w:sz w:val="18"/>
-          <w:szCs w:val="18"/>
-        </w:rPr>
-        <w:t xml:space="preserve">│   └── api/</w:t>
-      </w:r>
-    </w:p>
-    <w:p>
-      <w:pPr>
-        <w:shd w:fill="F0F7FF" w:val="clear"/>
-        <w:spacing w:after="40" w:before="40"/>
-        <w:ind w:left="576"/>
-      </w:pPr>
-      <w:r>
-        <w:rPr>
-          <w:rFonts w:ascii="Courier New" w:cs="Courier New" w:eastAsia="Courier New" w:hAnsi="Courier New"/>
-          <w:color w:val="1565C0"/>
-          <w:sz w:val="18"/>
-          <w:szCs w:val="18"/>
-        </w:rPr>
-        <w:t xml:space="preserve">│       ├── contact/route.ts   # Contact form handler</w:t>
-      </w:r>
-    </w:p>
-    <w:p>
-      <w:pPr>
-        <w:shd w:fill="F0F7FF" w:val="clear"/>
-        <w:spacing w:after="40" w:before="40"/>
-        <w:ind w:left="576"/>
-      </w:pPr>
-      <w:r>
-        <w:rPr>
-          <w:rFonts w:ascii="Courier New" w:cs="Courier New" w:eastAsia="Courier New" w:hAnsi="Courier New"/>
-          <w:color w:val="1565C0"/>
-          <w:sz w:val="18"/>
-          <w:szCs w:val="18"/>
-        </w:rPr>
-        <w:t xml:space="preserve">│       └── join/route.ts      # Join form handler</w:t>
-      </w:r>
-    </w:p>
-    <w:p>
-      <w:pPr>
-        <w:shd w:fill="F0F7FF" w:val="clear"/>
-        <w:spacing w:after="40" w:before="40"/>
-        <w:ind w:left="576"/>
-      </w:pPr>
-      <w:r>
-        <w:rPr>
-          <w:rFonts w:ascii="Courier New" w:cs="Courier New" w:eastAsia="Courier New" w:hAnsi="Courier New"/>
-          <w:color w:val="1565C0"/>
-          <w:sz w:val="18"/>
-          <w:szCs w:val="18"/>
-        </w:rPr>
-        <w:t xml:space="preserve">├── components/</w:t>
-      </w:r>
-    </w:p>
-    <w:p>
-      <w:pPr>
-        <w:shd w:fill="F0F7FF" w:val="clear"/>
-        <w:spacing w:after="40" w:before="40"/>
-        <w:ind w:left="576"/>
-      </w:pPr>
-      <w:r>
-        <w:rPr>
-          <w:rFonts w:ascii="Courier New" w:cs="Courier New" w:eastAsia="Courier New" w:hAnsi="Courier New"/>
-          <w:color w:val="1565C0"/>
-          <w:sz w:val="18"/>
-          <w:szCs w:val="18"/>
-        </w:rPr>
-        <w:t xml:space="preserve">│   ├── layout/</w:t>
-      </w:r>
-    </w:p>
-    <w:p>
-      <w:pPr>
-        <w:shd w:fill="F0F7FF" w:val="clear"/>
-        <w:spacing w:after="40" w:before="40"/>
-        <w:ind w:left="576"/>
-      </w:pPr>
-      <w:r>
-        <w:rPr>
-          <w:rFonts w:ascii="Courier New" w:cs="Courier New" w:eastAsia="Courier New" w:hAnsi="Courier New"/>
-          <w:color w:val="1565C0"/>
-          <w:sz w:val="18"/>
-          <w:szCs w:val="18"/>
-        </w:rPr>
-        <w:t xml:space="preserve">│   │   ├── Navbar.tsx         # Sticky nav, dark mode toggle, mobile drawer</w:t>
-      </w:r>
-    </w:p>
-    <w:p>
-      <w:pPr>
-        <w:shd w:fill="F0F7FF" w:val="clear"/>
-        <w:spacing w:after="40" w:before="40"/>
-        <w:ind w:left="576"/>
-      </w:pPr>
-      <w:r>
-        <w:rPr>
-          <w:rFonts w:ascii="Courier New" w:cs="Courier New" w:eastAsia="Courier New" w:hAnsi="Courier New"/>
-          <w:color w:val="1565C0"/>
-          <w:sz w:val="18"/>
-          <w:szCs w:val="18"/>
-        </w:rPr>
-        <w:t xml:space="preserve">│   │   └── Footer.tsx</w:t>
-      </w:r>
-    </w:p>
-    <w:p>
-      <w:pPr>
-        <w:shd w:fill="F0F7FF" w:val="clear"/>
-        <w:spacing w:after="40" w:before="40"/>
-        <w:ind w:left="576"/>
-      </w:pPr>
-      <w:r>
-        <w:rPr>
-          <w:rFonts w:ascii="Courier New" w:cs="Courier New" w:eastAsia="Courier New" w:hAnsi="Courier New"/>
-          <w:color w:val="1565C0"/>
-          <w:sz w:val="18"/>
-          <w:szCs w:val="18"/>
-        </w:rPr>
-        <w:t xml:space="preserve">│   ├── ui/</w:t>
-      </w:r>
-    </w:p>
-    <w:p>
-      <w:pPr>
-        <w:shd w:fill="F0F7FF" w:val="clear"/>
-        <w:spacing w:after="40" w:before="40"/>
-        <w:ind w:left="576"/>
-      </w:pPr>
-      <w:r>
-        <w:rPr>
-          <w:rFonts w:ascii="Courier New" w:cs="Courier New" w:eastAsia="Courier New" w:hAnsi="Courier New"/>
-          <w:color w:val="1565C0"/>
-          <w:sz w:val="18"/>
-          <w:szCs w:val="18"/>
-        </w:rPr>
-        <w:t xml:space="preserve">│   │   ├── Preloader.tsx      # ← NEW: Xolio-pattern spinning ring</w:t>
-      </w:r>
-    </w:p>
-    <w:p>
-      <w:pPr>
-        <w:shd w:fill="F0F7FF" w:val="clear"/>
-        <w:spacing w:after="40" w:before="40"/>
-        <w:ind w:left="576"/>
-      </w:pPr>
-      <w:r>
-        <w:rPr>
-          <w:rFonts w:ascii="Courier New" w:cs="Courier New" w:eastAsia="Courier New" w:hAnsi="Courier New"/>
-          <w:color w:val="1565C0"/>
-          <w:sz w:val="18"/>
-          <w:szCs w:val="18"/>
-        </w:rPr>
-        <w:t xml:space="preserve">│   │   ├── ScrollReveal.tsx   # ← NEW: IntersectionObserver wrapper</w:t>
-      </w:r>
-    </w:p>
-    <w:p>
-      <w:pPr>
-        <w:shd w:fill="F0F7FF" w:val="clear"/>
-        <w:spacing w:after="40" w:before="40"/>
-        <w:ind w:left="576"/>
-      </w:pPr>
-      <w:r>
-        <w:rPr>
-          <w:rFonts w:ascii="Courier New" w:cs="Courier New" w:eastAsia="Courier New" w:hAnsi="Courier New"/>
-          <w:color w:val="1565C0"/>
-          <w:sz w:val="18"/>
-          <w:szCs w:val="18"/>
-        </w:rPr>
-        <w:t xml:space="preserve">│   │   ├── HeroShapes.tsx     # ← NEW: Pixlab floating geometry</w:t>
-      </w:r>
-    </w:p>
-    <w:p>
-      <w:pPr>
-        <w:shd w:fill="F0F7FF" w:val="clear"/>
-        <w:spacing w:after="40" w:before="40"/>
-        <w:ind w:left="576"/>
-      </w:pPr>
-      <w:r>
-        <w:rPr>
-          <w:rFonts w:ascii="Courier New" w:cs="Courier New" w:eastAsia="Courier New" w:hAnsi="Courier New"/>
-          <w:color w:val="1565C0"/>
-          <w:sz w:val="18"/>
-          <w:szCs w:val="18"/>
-        </w:rPr>
-        <w:t xml:space="preserve">│   │   ├── SocialProof.tsx    # ← NEW: Adelux avatar cluster</w:t>
-      </w:r>
-    </w:p>
-    <w:p>
-      <w:pPr>
-        <w:shd w:fill="F0F7FF" w:val="clear"/>
-        <w:spacing w:after="40" w:before="40"/>
-        <w:ind w:left="576"/>
-      </w:pPr>
-      <w:r>
-        <w:rPr>
-          <w:rFonts w:ascii="Courier New" w:cs="Courier New" w:eastAsia="Courier New" w:hAnsi="Courier New"/>
-          <w:color w:val="1565C0"/>
-          <w:sz w:val="18"/>
-          <w:szCs w:val="18"/>
-        </w:rPr>
-        <w:t xml:space="preserve">│   │   ├── IconCard.tsx       # ← NEW: Adelux 4-col service card</w:t>
-      </w:r>
-    </w:p>
-    <w:p>
-      <w:pPr>
-        <w:shd w:fill="F0F7FF" w:val="clear"/>
-        <w:spacing w:after="40" w:before="40"/>
-        <w:ind w:left="576"/>
-      </w:pPr>
-      <w:r>
-        <w:rPr>
-          <w:rFonts w:ascii="Courier New" w:cs="Courier New" w:eastAsia="Courier New" w:hAnsi="Courier New"/>
-          <w:color w:val="1565C0"/>
-          <w:sz w:val="18"/>
-          <w:szCs w:val="18"/>
-        </w:rPr>
-        <w:t xml:space="preserve">│   │   ├── TestiCarousel.tsx  # ← NEW: Adelux testimonial carousel</w:t>
-      </w:r>
-    </w:p>
-    <w:p>
-      <w:pPr>
-        <w:shd w:fill="F0F7FF" w:val="clear"/>
-        <w:spacing w:after="40" w:before="40"/>
-        <w:ind w:left="576"/>
-      </w:pPr>
-      <w:r>
-        <w:rPr>
-          <w:rFonts w:ascii="Courier New" w:cs="Courier New" w:eastAsia="Courier New" w:hAnsi="Courier New"/>
-          <w:color w:val="1565C0"/>
-          <w:sz w:val="18"/>
-          <w:szCs w:val="18"/>
-        </w:rPr>
-        <w:t xml:space="preserve">│   │   ├── MasonryGrid.tsx    # ← NEW: Oifolio masonry gallery</w:t>
-      </w:r>
-    </w:p>
-    <w:p>
-      <w:pPr>
-        <w:shd w:fill="F0F7FF" w:val="clear"/>
-        <w:spacing w:after="40" w:before="40"/>
-        <w:ind w:left="576"/>
-      </w:pPr>
-      <w:r>
-        <w:rPr>
-          <w:rFonts w:ascii="Courier New" w:cs="Courier New" w:eastAsia="Courier New" w:hAnsi="Courier New"/>
-          <w:color w:val="1565C0"/>
-          <w:sz w:val="18"/>
-          <w:szCs w:val="18"/>
-        </w:rPr>
-        <w:t xml:space="preserve">│   │   ├── JourneySteps.tsx   # ← NEW: Oifolio progress stepper</w:t>
-      </w:r>
-    </w:p>
-    <w:p>
-      <w:pPr>
-        <w:shd w:fill="F0F7FF" w:val="clear"/>
-        <w:spacing w:after="40" w:before="40"/>
-        <w:ind w:left="576"/>
-      </w:pPr>
-      <w:r>
-        <w:rPr>
-          <w:rFonts w:ascii="Courier New" w:cs="Courier New" w:eastAsia="Courier New" w:hAnsi="Courier New"/>
-          <w:color w:val="1565C0"/>
-          <w:sz w:val="18"/>
-          <w:szCs w:val="18"/>
-        </w:rPr>
-        <w:t xml:space="preserve">│   │   ├── ProgressBar.tsx    # ← NEW: Oifolio animated progress bar</w:t>
-      </w:r>
-    </w:p>
-    <w:p>
-      <w:pPr>
-        <w:shd w:fill="F0F7FF" w:val="clear"/>
-        <w:spacing w:after="40" w:before="40"/>
-        <w:ind w:left="576"/>
-      </w:pPr>
-      <w:r>
-        <w:rPr>
-          <w:rFonts w:ascii="Courier New" w:cs="Courier New" w:eastAsia="Courier New" w:hAnsi="Courier New"/>
-          <w:color w:val="1565C0"/>
-          <w:sz w:val="18"/>
-          <w:szCs w:val="18"/>
-        </w:rPr>
-        <w:t xml:space="preserve">│   │   ├── Button.tsx</w:t>
-      </w:r>
-    </w:p>
-    <w:p>
-      <w:pPr>
-        <w:shd w:fill="F0F7FF" w:val="clear"/>
-        <w:spacing w:after="40" w:before="40"/>
-        <w:ind w:left="576"/>
-      </w:pPr>
-      <w:r>
-        <w:rPr>
-          <w:rFonts w:ascii="Courier New" w:cs="Courier New" w:eastAsia="Courier New" w:hAnsi="Courier New"/>
-          <w:color w:val="1565C0"/>
-          <w:sz w:val="18"/>
-          <w:szCs w:val="18"/>
-        </w:rPr>
-        <w:t xml:space="preserve">│   │   └── FormInput.tsx</w:t>
-      </w:r>
-    </w:p>
-    <w:p>
-      <w:pPr>
-        <w:shd w:fill="F0F7FF" w:val="clear"/>
-        <w:spacing w:after="40" w:before="40"/>
-        <w:ind w:left="576"/>
-      </w:pPr>
-      <w:r>
-        <w:rPr>
-          <w:rFonts w:ascii="Courier New" w:cs="Courier New" w:eastAsia="Courier New" w:hAnsi="Courier New"/>
-          <w:color w:val="1565C0"/>
-          <w:sz w:val="18"/>
-          <w:szCs w:val="18"/>
-        </w:rPr>
-        <w:t xml:space="preserve">│   └── sections/</w:t>
-      </w:r>
-    </w:p>
-    <w:p>
-      <w:pPr>
-        <w:shd w:fill="F0F7FF" w:val="clear"/>
-        <w:spacing w:after="40" w:before="40"/>
-        <w:ind w:left="576"/>
-      </w:pPr>
-      <w:r>
-        <w:rPr>
-          <w:rFonts w:ascii="Courier New" w:cs="Courier New" w:eastAsia="Courier New" w:hAnsi="Courier New"/>
-          <w:color w:val="1565C0"/>
-          <w:sz w:val="18"/>
-          <w:szCs w:val="18"/>
-        </w:rPr>
-        <w:t xml:space="preserve">│       ├── Hero.tsx</w:t>
-      </w:r>
-    </w:p>
-    <w:p>
-      <w:pPr>
-        <w:shd w:fill="F0F7FF" w:val="clear"/>
-        <w:spacing w:after="40" w:before="40"/>
-        <w:ind w:left="576"/>
-      </w:pPr>
-      <w:r>
-        <w:rPr>
-          <w:rFonts w:ascii="Courier New" w:cs="Courier New" w:eastAsia="Courier New" w:hAnsi="Courier New"/>
-          <w:color w:val="1565C0"/>
-          <w:sz w:val="18"/>
-          <w:szCs w:val="18"/>
-        </w:rPr>
-        <w:t xml:space="preserve">│       ├── ArcRingsBg.tsx</w:t>
-      </w:r>
-    </w:p>
-    <w:p>
-      <w:pPr>
-        <w:shd w:fill="F0F7FF" w:val="clear"/>
-        <w:spacing w:after="40" w:before="40"/>
-        <w:ind w:left="576"/>
-      </w:pPr>
-      <w:r>
-        <w:rPr>
-          <w:rFonts w:ascii="Courier New" w:cs="Courier New" w:eastAsia="Courier New" w:hAnsi="Courier New"/>
-          <w:color w:val="1565C0"/>
-          <w:sz w:val="18"/>
-          <w:szCs w:val="18"/>
-        </w:rPr>
-        <w:t xml:space="preserve">│       ├── StarfieldBg.tsx</w:t>
-      </w:r>
-    </w:p>
-    <w:p>
-      <w:pPr>
-        <w:shd w:fill="F0F7FF" w:val="clear"/>
-        <w:spacing w:after="40" w:before="40"/>
-        <w:ind w:left="576"/>
-      </w:pPr>
-      <w:r>
-        <w:rPr>
-          <w:rFonts w:ascii="Courier New" w:cs="Courier New" w:eastAsia="Courier New" w:hAnsi="Courier New"/>
-          <w:color w:val="1565C0"/>
-          <w:sz w:val="18"/>
-          <w:szCs w:val="18"/>
-        </w:rPr>
-        <w:t xml:space="preserve">│       └── ScrollColourBg.tsx</w:t>
-      </w:r>
-    </w:p>
-    <w:p>
-      <w:pPr>
-        <w:shd w:fill="F0F7FF" w:val="clear"/>
-        <w:spacing w:after="40" w:before="40"/>
-        <w:ind w:left="576"/>
-      </w:pPr>
-      <w:r>
-        <w:rPr>
-          <w:rFonts w:ascii="Courier New" w:cs="Courier New" w:eastAsia="Courier New" w:hAnsi="Courier New"/>
-          <w:color w:val="1565C0"/>
-          <w:sz w:val="18"/>
-          <w:szCs w:val="18"/>
-        </w:rPr>
-        <w:t xml:space="preserve">├── lib/</w:t>
-      </w:r>
-    </w:p>
-    <w:p>
-      <w:pPr>
-        <w:shd w:fill="F0F7FF" w:val="clear"/>
-        <w:spacing w:after="40" w:before="40"/>
-        <w:ind w:left="576"/>
-      </w:pPr>
-      <w:r>
-        <w:rPr>
-          <w:rFonts w:ascii="Courier New" w:cs="Courier New" w:eastAsia="Courier New" w:hAnsi="Courier New"/>
-          <w:color w:val="1565C0"/>
-          <w:sz w:val="18"/>
-          <w:szCs w:val="18"/>
-        </w:rPr>
-        <w:t xml:space="preserve">│   ├── supabase.ts</w:t>
-      </w:r>
-    </w:p>
-    <w:p>
-      <w:pPr>
-        <w:shd w:fill="F0F7FF" w:val="clear"/>
-        <w:spacing w:after="40" w:before="40"/>
-        <w:ind w:left="576"/>
-      </w:pPr>
-      <w:r>
-        <w:rPr>
-          <w:rFonts w:ascii="Courier New" w:cs="Courier New" w:eastAsia="Courier New" w:hAnsi="Courier New"/>
-          <w:color w:val="1565C0"/>
-          <w:sz w:val="18"/>
-          <w:szCs w:val="18"/>
-        </w:rPr>
-        <w:t xml:space="preserve">│   └── animations.ts          # ← NEW: shared scroll reveal hooks</w:t>
-      </w:r>
-    </w:p>
-    <w:p>
-      <w:pPr>
-        <w:shd w:fill="F0F7FF" w:val="clear"/>
-        <w:spacing w:after="40" w:before="40"/>
-        <w:ind w:left="576"/>
-      </w:pPr>
-      <w:r>
-        <w:rPr>
-          <w:rFonts w:ascii="Courier New" w:cs="Courier New" w:eastAsia="Courier New" w:hAnsi="Courier New"/>
-          <w:color w:val="1565C0"/>
-          <w:sz w:val="18"/>
-          <w:szCs w:val="18"/>
-        </w:rPr>
-        <w:t xml:space="preserve">├── styles/</w:t>
-      </w:r>
-    </w:p>
-    <w:p>
-      <w:pPr>
-        <w:shd w:fill="F0F7FF" w:val="clear"/>
-        <w:spacing w:after="40" w:before="40"/>
-        <w:ind w:left="576"/>
-      </w:pPr>
-      <w:r>
-        <w:rPr>
-          <w:rFonts w:ascii="Courier New" w:cs="Courier New" w:eastAsia="Courier New" w:hAnsi="Courier New"/>
-          <w:color w:val="1565C0"/>
-          <w:sz w:val="18"/>
-          <w:szCs w:val="18"/>
-        </w:rPr>
-        <w:t xml:space="preserve">│   └── globals.css            # CSS custom properties, dark mode tokens</w:t>
-      </w:r>
-    </w:p>
-    <w:p>
-      <w:pPr>
-        <w:shd w:fill="F0F7FF" w:val="clear"/>
-        <w:spacing w:after="40" w:before="40"/>
-        <w:ind w:left="576"/>
-      </w:pPr>
-      <w:r>
-        <w:rPr>
-          <w:rFonts w:ascii="Courier New" w:cs="Courier New" w:eastAsia="Courier New" w:hAnsi="Courier New"/>
-          <w:color w:val="1565C0"/>
-          <w:sz w:val="18"/>
-          <w:szCs w:val="18"/>
-        </w:rPr>
-        <w:t xml:space="preserve">└── public/</w:t>
+        <w:t>leads-website/  (src/ layout)</w:t>
+      </w:r>
+    </w:p>
+    <w:p>
+      <w:pPr>
+        <w:shd w:fill="F0F7FF" w:val="clear"/>
+        <w:spacing w:after="40" w:before="40"/>
+        <w:ind w:left="576"/>
+      </w:pPr>
+      <w:r>
+        <w:rPr>
+          <w:rFonts w:ascii="Courier New" w:cs="Courier New" w:eastAsia="Courier New" w:hAnsi="Courier New"/>
+          <w:color w:val="1565C0"/>
+          <w:sz w:val="18"/>
+          <w:szCs w:val="18"/>
+        </w:rPr>
+        <w:t>├── src/</w:t>
+      </w:r>
+    </w:p>
+    <w:p>
+      <w:pPr>
+        <w:shd w:fill="F0F7FF" w:val="clear"/>
+        <w:spacing w:after="40" w:before="40"/>
+        <w:ind w:left="576"/>
+      </w:pPr>
+      <w:r>
+        <w:rPr>
+          <w:rFonts w:ascii="Courier New" w:cs="Courier New" w:eastAsia="Courier New" w:hAnsi="Courier New"/>
+          <w:color w:val="1565C0"/>
+          <w:sz w:val="18"/>
+          <w:szCs w:val="18"/>
+        </w:rPr>
+        <w:t>│   └── app/</w:t>
+      </w:r>
+    </w:p>
+    <w:p>
+      <w:pPr>
+        <w:shd w:fill="F0F7FF" w:val="clear"/>
+        <w:spacing w:after="40" w:before="40"/>
+        <w:ind w:left="576"/>
+      </w:pPr>
+      <w:r>
+        <w:rPr>
+          <w:rFonts w:ascii="Courier New" w:cs="Courier New" w:eastAsia="Courier New" w:hAnsi="Courier New"/>
+          <w:color w:val="1565C0"/>
+          <w:sz w:val="18"/>
+          <w:szCs w:val="18"/>
+        </w:rPr>
+        <w:t>│       ├── layout.tsx          # Root layout, ThemeProvider, Navbar, Footer</w:t>
+      </w:r>
+    </w:p>
+    <w:p>
+      <w:pPr>
+        <w:shd w:fill="F0F7FF" w:val="clear"/>
+        <w:spacing w:after="40" w:before="40"/>
+        <w:ind w:left="576"/>
+      </w:pPr>
+      <w:r>
+        <w:rPr>
+          <w:rFonts w:ascii="Courier New" w:cs="Courier New" w:eastAsia="Courier New" w:hAnsi="Courier New"/>
+          <w:color w:val="1565C0"/>
+          <w:sz w:val="18"/>
+          <w:szCs w:val="18"/>
+        </w:rPr>
+        <w:t>│       ├── page.tsx            # Home — arc rings, hero, InteractiveCards, StatsSection</w:t>
+      </w:r>
+    </w:p>
+    <w:p>
+      <w:pPr>
+        <w:shd w:fill="F0F7FF" w:val="clear"/>
+        <w:spacing w:after="40" w:before="40"/>
+        <w:ind w:left="576"/>
+      </w:pPr>
+      <w:r>
+        <w:rPr>
+          <w:rFonts w:ascii="Courier New" w:cs="Courier New" w:eastAsia="Courier New" w:hAnsi="Courier New"/>
+          <w:color w:val="1565C0"/>
+          <w:sz w:val="18"/>
+          <w:szCs w:val="18"/>
+        </w:rPr>
+        <w:t>│       ├── about/page.tsx      # Story, values, vision/mission, governance, journey stepper</w:t>
+      </w:r>
+    </w:p>
+    <w:p>
+      <w:pPr>
+        <w:shd w:fill="F0F7FF" w:val="clear"/>
+        <w:spacing w:after="40" w:before="40"/>
+        <w:ind w:left="576"/>
+      </w:pPr>
+      <w:r>
+        <w:rPr>
+          <w:rFonts w:ascii="Courier New" w:cs="Courier New" w:eastAsia="Courier New" w:hAnsi="Courier New"/>
+          <w:color w:val="1565C0"/>
+          <w:sz w:val="18"/>
+          <w:szCs w:val="18"/>
+        </w:rPr>
+        <w:t>│       ├── team/page.tsx       # Executive Council, Senior Committee, Organizers</w:t>
+      </w:r>
+    </w:p>
+    <w:p>
+      <w:pPr>
+        <w:shd w:fill="F0F7FF" w:val="clear"/>
+        <w:spacing w:after="40" w:before="40"/>
+        <w:ind w:left="576"/>
+      </w:pPr>
+      <w:r>
+        <w:rPr>
+          <w:rFonts w:ascii="Courier New" w:cs="Courier New" w:eastAsia="Courier New" w:hAnsi="Courier New"/>
+          <w:color w:val="1565C0"/>
+          <w:sz w:val="18"/>
+          <w:szCs w:val="18"/>
+        </w:rPr>
+        <w:t>│       ├── events/</w:t>
+      </w:r>
+    </w:p>
+    <w:p>
+      <w:pPr>
+        <w:shd w:fill="F0F7FF" w:val="clear"/>
+        <w:spacing w:after="40" w:before="40"/>
+        <w:ind w:left="576"/>
+      </w:pPr>
+      <w:r>
+        <w:rPr>
+          <w:rFonts w:ascii="Courier New" w:cs="Courier New" w:eastAsia="Courier New" w:hAnsi="Courier New"/>
+          <w:color w:val="1565C0"/>
+          <w:sz w:val="18"/>
+          <w:szCs w:val="18"/>
+        </w:rPr>
+        <w:t>│       │   ├── page.tsx        # Events listing with filter tabs</w:t>
+      </w:r>
+    </w:p>
+    <w:p>
+      <w:pPr>
+        <w:shd w:fill="F0F7FF" w:val="clear"/>
+        <w:spacing w:after="40" w:before="40"/>
+        <w:ind w:left="576"/>
+      </w:pPr>
+      <w:r>
+        <w:rPr>
+          <w:rFonts w:ascii="Courier New" w:cs="Courier New" w:eastAsia="Courier New" w:hAnsi="Courier New"/>
+          <w:color w:val="1565C0"/>
+          <w:sz w:val="18"/>
+          <w:szCs w:val="18"/>
+        </w:rPr>
+        <w:t>│       │   └── bharat-lead-summit/page.tsx  # Starfield hero, highlights, schedule, testimonials</w:t>
+      </w:r>
+    </w:p>
+    <w:p>
+      <w:pPr>
+        <w:shd w:fill="F0F7FF" w:val="clear"/>
+        <w:spacing w:after="40" w:before="40"/>
+        <w:ind w:left="576"/>
+      </w:pPr>
+      <w:r>
+        <w:rPr>
+          <w:rFonts w:ascii="Courier New" w:cs="Courier New" w:eastAsia="Courier New" w:hAnsi="Courier New"/>
+          <w:color w:val="1565C0"/>
+          <w:sz w:val="18"/>
+          <w:szCs w:val="18"/>
+        </w:rPr>
+        <w:t>│       ├── join/page.tsx       # Benefits, journey roles, JoinForm, FAQs</w:t>
+      </w:r>
+    </w:p>
+    <w:p>
+      <w:pPr>
+        <w:shd w:fill="F0F7FF" w:val="clear"/>
+        <w:spacing w:after="40" w:before="40"/>
+        <w:ind w:left="576"/>
+      </w:pPr>
+      <w:r>
+        <w:rPr>
+          <w:rFonts w:ascii="Courier New" w:cs="Courier New" w:eastAsia="Courier New" w:hAnsi="Courier New"/>
+          <w:color w:val="1565C0"/>
+          <w:sz w:val="18"/>
+          <w:szCs w:val="18"/>
+        </w:rPr>
+        <w:t>│       ├── contact/page.tsx    # ContactForm, map, social links</w:t>
+      </w:r>
+    </w:p>
+    <w:p>
+      <w:pPr>
+        <w:shd w:fill="F0F7FF" w:val="clear"/>
+        <w:spacing w:after="40" w:before="40"/>
+        <w:ind w:left="576"/>
+      </w:pPr>
+      <w:r>
+        <w:rPr>
+          <w:rFonts w:ascii="Courier New" w:cs="Courier New" w:eastAsia="Courier New" w:hAnsi="Courier New"/>
+          <w:color w:val="1565C0"/>
+          <w:sz w:val="18"/>
+          <w:szCs w:val="18"/>
+        </w:rPr>
+        <w:t>│       ├── admin/</w:t>
+      </w:r>
+    </w:p>
+    <w:p>
+      <w:pPr>
+        <w:shd w:fill="F0F7FF" w:val="clear"/>
+        <w:spacing w:after="40" w:before="40"/>
+        <w:ind w:left="576"/>
+      </w:pPr>
+      <w:r>
+        <w:rPr>
+          <w:rFonts w:ascii="Courier New" w:cs="Courier New" w:eastAsia="Courier New" w:hAnsi="Courier New"/>
+          <w:color w:val="1565C0"/>
+          <w:sz w:val="18"/>
+          <w:szCs w:val="18"/>
+        </w:rPr>
+        <w:t>│       │   ├── page.tsx        # Admin login (credentials-based)</w:t>
+      </w:r>
+    </w:p>
+    <w:p>
+      <w:pPr>
+        <w:shd w:fill="F0F7FF" w:val="clear"/>
+        <w:spacing w:after="40" w:before="40"/>
+        <w:ind w:left="576"/>
+      </w:pPr>
+      <w:r>
+        <w:rPr>
+          <w:rFonts w:ascii="Courier New" w:cs="Courier New" w:eastAsia="Courier New" w:hAnsi="Courier New"/>
+          <w:color w:val="1565C0"/>
+          <w:sz w:val="18"/>
+          <w:szCs w:val="18"/>
+        </w:rPr>
+        <w:t>│       │   └── dashboard/page.tsx  # Admin dashboard — view applications &amp; enquiries</w:t>
+      </w:r>
+    </w:p>
+    <w:p>
+      <w:pPr>
+        <w:shd w:fill="F0F7FF" w:val="clear"/>
+        <w:spacing w:after="40" w:before="40"/>
+        <w:ind w:left="576"/>
+      </w:pPr>
+      <w:r>
+        <w:rPr>
+          <w:rFonts w:ascii="Courier New" w:cs="Courier New" w:eastAsia="Courier New" w:hAnsi="Courier New"/>
+          <w:color w:val="1565C0"/>
+          <w:sz w:val="18"/>
+          <w:szCs w:val="18"/>
+        </w:rPr>
+        <w:t>│       ├── actions/</w:t>
+      </w:r>
+    </w:p>
+    <w:p>
+      <w:pPr>
+        <w:shd w:fill="F0F7FF" w:val="clear"/>
+        <w:spacing w:after="40" w:before="40"/>
+        <w:ind w:left="576"/>
+      </w:pPr>
+      <w:r>
+        <w:rPr>
+          <w:rFonts w:ascii="Courier New" w:cs="Courier New" w:eastAsia="Courier New" w:hAnsi="Courier New"/>
+          <w:color w:val="1565C0"/>
+          <w:sz w:val="18"/>
+          <w:szCs w:val="18"/>
+        </w:rPr>
+        <w:t>│       │   └── enquiry.ts      # Server actions for Enquiry CRUD</w:t>
+      </w:r>
+    </w:p>
+    <w:p>
+      <w:pPr>
+        <w:shd w:fill="F0F7FF" w:val="clear"/>
+        <w:spacing w:after="40" w:before="40"/>
+        <w:ind w:left="576"/>
+      </w:pPr>
+      <w:r>
+        <w:rPr>
+          <w:rFonts w:ascii="Courier New" w:cs="Courier New" w:eastAsia="Courier New" w:hAnsi="Courier New"/>
+          <w:color w:val="1565C0"/>
+          <w:sz w:val="18"/>
+          <w:szCs w:val="18"/>
+        </w:rPr>
+        <w:t>│       └── api/join/route.ts   # Join form API handler (Prisma write)</w:t>
+      </w:r>
+    </w:p>
+    <w:p>
+      <w:pPr>
+        <w:shd w:fill="F0F7FF" w:val="clear"/>
+        <w:spacing w:after="40" w:before="40"/>
+        <w:ind w:left="576"/>
+      </w:pPr>
+      <w:r>
+        <w:rPr>
+          <w:rFonts w:ascii="Courier New" w:cs="Courier New" w:eastAsia="Courier New" w:hAnsi="Courier New"/>
+          <w:color w:val="1565C0"/>
+          <w:sz w:val="18"/>
+          <w:szCs w:val="18"/>
+        </w:rPr>
+        <w:t>├── components/  (flat, no subdirectories)</w:t>
+      </w:r>
+    </w:p>
+    <w:p>
+      <w:pPr>
+        <w:shd w:fill="F0F7FF" w:val="clear"/>
+        <w:spacing w:after="40" w:before="40"/>
+        <w:ind w:left="576"/>
+      </w:pPr>
+      <w:r>
+        <w:rPr>
+          <w:rFonts w:ascii="Courier New" w:cs="Courier New" w:eastAsia="Courier New" w:hAnsi="Courier New"/>
+          <w:color w:val="1565C0"/>
+          <w:sz w:val="18"/>
+          <w:szCs w:val="18"/>
+        </w:rPr>
+        <w:t>│   ├── ArcRings.tsx           # Concentric SVG pulse rings (Home hero background)</w:t>
+      </w:r>
+    </w:p>
+    <w:p>
+      <w:pPr>
+        <w:shd w:fill="F0F7FF" w:val="clear"/>
+        <w:spacing w:after="40" w:before="40"/>
+        <w:ind w:left="576"/>
+      </w:pPr>
+      <w:r>
+        <w:rPr>
+          <w:rFonts w:ascii="Courier New" w:cs="Courier New" w:eastAsia="Courier New" w:hAnsi="Courier New"/>
+          <w:color w:val="1565C0"/>
+          <w:sz w:val="18"/>
+          <w:szCs w:val="18"/>
+        </w:rPr>
+        <w:t>│   ├── InteractiveCards.tsx   # Framer Motion D-shape fan card layout (Home hero)</w:t>
+      </w:r>
+    </w:p>
+    <w:p>
+      <w:pPr>
+        <w:shd w:fill="F0F7FF" w:val="clear"/>
+        <w:spacing w:after="40" w:before="40"/>
+        <w:ind w:left="576"/>
+      </w:pPr>
+      <w:r>
+        <w:rPr>
+          <w:rFonts w:ascii="Courier New" w:cs="Courier New" w:eastAsia="Courier New" w:hAnsi="Courier New"/>
+          <w:color w:val="1565C0"/>
+          <w:sz w:val="18"/>
+          <w:szCs w:val="18"/>
+        </w:rPr>
+        <w:t>│   ├── InteractiveHeroShapes.tsx  # Floating geometric CSS shapes (Home hero)</w:t>
+      </w:r>
+    </w:p>
+    <w:p>
+      <w:pPr>
+        <w:shd w:fill="F0F7FF" w:val="clear"/>
+        <w:spacing w:after="40" w:before="40"/>
+        <w:ind w:left="576"/>
+      </w:pPr>
+      <w:r>
+        <w:rPr>
+          <w:rFonts w:ascii="Courier New" w:cs="Courier New" w:eastAsia="Courier New" w:hAnsi="Courier New"/>
+          <w:color w:val="1565C0"/>
+          <w:sz w:val="18"/>
+          <w:szCs w:val="18"/>
+        </w:rPr>
+        <w:t>│   ├── InteractiveCursor.tsx  # Custom cursor with follow effect</w:t>
+      </w:r>
+    </w:p>
+    <w:p>
+      <w:pPr>
+        <w:shd w:fill="F0F7FF" w:val="clear"/>
+        <w:spacing w:after="40" w:before="40"/>
+        <w:ind w:left="576"/>
+      </w:pPr>
+      <w:r>
+        <w:rPr>
+          <w:rFonts w:ascii="Courier New" w:cs="Courier New" w:eastAsia="Courier New" w:hAnsi="Courier New"/>
+          <w:color w:val="1565C0"/>
+          <w:sz w:val="18"/>
+          <w:szCs w:val="18"/>
+        </w:rPr>
+        <w:t>│   ├── StatsSection.tsx       # Animated counter stats (BLS delegates, programs, etc.)</w:t>
+      </w:r>
+    </w:p>
+    <w:p>
+      <w:pPr>
+        <w:shd w:fill="F0F7FF" w:val="clear"/>
+        <w:spacing w:after="40" w:before="40"/>
+        <w:ind w:left="576"/>
+      </w:pPr>
+      <w:r>
+        <w:rPr>
+          <w:rFonts w:ascii="Courier New" w:cs="Courier New" w:eastAsia="Courier New" w:hAnsi="Courier New"/>
+          <w:color w:val="1565C0"/>
+          <w:sz w:val="18"/>
+          <w:szCs w:val="18"/>
+        </w:rPr>
+        <w:t>│   ├── TestimonialCarousel.tsx  # Auto-advancing testimonial carousel with dots</w:t>
+      </w:r>
+    </w:p>
+    <w:p>
+      <w:pPr>
+        <w:shd w:fill="F0F7FF" w:val="clear"/>
+        <w:spacing w:after="40" w:before="40"/>
+        <w:ind w:left="576"/>
+      </w:pPr>
+      <w:r>
+        <w:rPr>
+          <w:rFonts w:ascii="Courier New" w:cs="Courier New" w:eastAsia="Courier New" w:hAnsi="Courier New"/>
+          <w:color w:val="1565C0"/>
+          <w:sz w:val="18"/>
+          <w:szCs w:val="18"/>
+        </w:rPr>
+        <w:t>│   ├── Starfield.tsx          # Custom starfield particle background (BLS page)</w:t>
+      </w:r>
+    </w:p>
+    <w:p>
+      <w:pPr>
+        <w:shd w:fill="F0F7FF" w:val="clear"/>
+        <w:spacing w:after="40" w:before="40"/>
+        <w:ind w:left="576"/>
+      </w:pPr>
+      <w:r>
+        <w:rPr>
+          <w:rFonts w:ascii="Courier New" w:cs="Courier New" w:eastAsia="Courier New" w:hAnsi="Courier New"/>
+          <w:color w:val="1565C0"/>
+          <w:sz w:val="18"/>
+          <w:szCs w:val="18"/>
+        </w:rPr>
+        <w:t>│   ├── TeamCard.tsx           # Team member card with hover effects</w:t>
+      </w:r>
+    </w:p>
+    <w:p>
+      <w:pPr>
+        <w:shd w:fill="F0F7FF" w:val="clear"/>
+        <w:spacing w:after="40" w:before="40"/>
+        <w:ind w:left="576"/>
+      </w:pPr>
+      <w:r>
+        <w:rPr>
+          <w:rFonts w:ascii="Courier New" w:cs="Courier New" w:eastAsia="Courier New" w:hAnsi="Courier New"/>
+          <w:color w:val="1565C0"/>
+          <w:sz w:val="18"/>
+          <w:szCs w:val="18"/>
+        </w:rPr>
+        <w:t>│   ├── Navbar.tsx             # Sticky nav, bottom mobile nav, dark mode toggle</w:t>
+      </w:r>
+    </w:p>
+    <w:p>
+      <w:pPr>
+        <w:shd w:fill="F0F7FF" w:val="clear"/>
+        <w:spacing w:after="40" w:before="40"/>
+        <w:ind w:left="576"/>
+      </w:pPr>
+      <w:r>
+        <w:rPr>
+          <w:rFonts w:ascii="Courier New" w:cs="Courier New" w:eastAsia="Courier New" w:hAnsi="Courier New"/>
+          <w:color w:val="1565C0"/>
+          <w:sz w:val="18"/>
+          <w:szCs w:val="18"/>
+        </w:rPr>
+        <w:t>│   ├── Footer.tsx             # 4-column footer with dynamic background</w:t>
+      </w:r>
+    </w:p>
+    <w:p>
+      <w:pPr>
+        <w:shd w:fill="F0F7FF" w:val="clear"/>
+        <w:spacing w:after="40" w:before="40"/>
+        <w:ind w:left="576"/>
+      </w:pPr>
+      <w:r>
+        <w:rPr>
+          <w:rFonts w:ascii="Courier New" w:cs="Courier New" w:eastAsia="Courier New" w:hAnsi="Courier New"/>
+          <w:color w:val="1565C0"/>
+          <w:sz w:val="18"/>
+          <w:szCs w:val="18"/>
+        </w:rPr>
+        <w:t>│   ├── EventsFilter.tsx       # Client-side event filter tabs</w:t>
+      </w:r>
+    </w:p>
+    <w:p>
+      <w:pPr>
+        <w:shd w:fill="F0F7FF" w:val="clear"/>
+        <w:spacing w:after="40" w:before="40"/>
+        <w:ind w:left="576"/>
+      </w:pPr>
+      <w:r>
+        <w:rPr>
+          <w:rFonts w:ascii="Courier New" w:cs="Courier New" w:eastAsia="Courier New" w:hAnsi="Courier New"/>
+          <w:color w:val="1565C0"/>
+          <w:sz w:val="18"/>
+          <w:szCs w:val="18"/>
+        </w:rPr>
+        <w:t>│   ├── JoinForm.tsx           # Application form with Prisma backend</w:t>
+      </w:r>
+    </w:p>
+    <w:p>
+      <w:pPr>
+        <w:shd w:fill="F0F7FF" w:val="clear"/>
+        <w:spacing w:after="40" w:before="40"/>
+        <w:ind w:left="576"/>
+      </w:pPr>
+      <w:r>
+        <w:rPr>
+          <w:rFonts w:ascii="Courier New" w:cs="Courier New" w:eastAsia="Courier New" w:hAnsi="Courier New"/>
+          <w:color w:val="1565C0"/>
+          <w:sz w:val="18"/>
+          <w:szCs w:val="18"/>
+        </w:rPr>
+        <w:t>│   ├── ContactForm.tsx        # Enquiry form with server actions</w:t>
+      </w:r>
+    </w:p>
+    <w:p>
+      <w:pPr>
+        <w:shd w:fill="F0F7FF" w:val="clear"/>
+        <w:spacing w:after="40" w:before="40"/>
+        <w:ind w:left="576"/>
+      </w:pPr>
+      <w:r>
+        <w:rPr>
+          <w:rFonts w:ascii="Courier New" w:cs="Courier New" w:eastAsia="Courier New" w:hAnsi="Courier New"/>
+          <w:color w:val="1565C0"/>
+          <w:sz w:val="18"/>
+          <w:szCs w:val="18"/>
+        </w:rPr>
+        <w:t>│   ├── Preloader.tsx          # Physics bounce preloader animation</w:t>
+      </w:r>
+    </w:p>
+    <w:p>
+      <w:pPr>
+        <w:shd w:fill="F0F7FF" w:val="clear"/>
+        <w:spacing w:after="40" w:before="40"/>
+        <w:ind w:left="576"/>
+      </w:pPr>
+      <w:r>
+        <w:rPr>
+          <w:rFonts w:ascii="Courier New" w:cs="Courier New" w:eastAsia="Courier New" w:hAnsi="Courier New"/>
+          <w:color w:val="1565C0"/>
+          <w:sz w:val="18"/>
+          <w:szCs w:val="18"/>
+        </w:rPr>
+        <w:t>│   ├── ScrollReveal.tsx       # IntersectionObserver scroll animations</w:t>
+      </w:r>
+    </w:p>
+    <w:p>
+      <w:pPr>
+        <w:shd w:fill="F0F7FF" w:val="clear"/>
+        <w:spacing w:after="40" w:before="40"/>
+        <w:ind w:left="576"/>
+      </w:pPr>
+      <w:r>
+        <w:rPr>
+          <w:rFonts w:ascii="Courier New" w:cs="Courier New" w:eastAsia="Courier New" w:hAnsi="Courier New"/>
+          <w:color w:val="1565C0"/>
+          <w:sz w:val="18"/>
+          <w:szCs w:val="18"/>
+        </w:rPr>
+        <w:t>│   └── ThemeProvider.tsx      # Dark/light theme with system time detection</w:t>
+      </w:r>
+    </w:p>
+    <w:p>
+      <w:pPr>
+        <w:shd w:fill="F0F7FF" w:val="clear"/>
+        <w:spacing w:after="40" w:before="40"/>
+        <w:ind w:left="576"/>
+      </w:pPr>
+      <w:r>
+        <w:rPr>
+          <w:rFonts w:ascii="Courier New" w:cs="Courier New" w:eastAsia="Courier New" w:hAnsi="Courier New"/>
+          <w:color w:val="1565C0"/>
+          <w:sz w:val="18"/>
+          <w:szCs w:val="18"/>
+        </w:rPr>
+        <w:t>├── lib/</w:t>
+      </w:r>
+    </w:p>
+    <w:p>
+      <w:pPr>
+        <w:shd w:fill="F0F7FF" w:val="clear"/>
+        <w:spacing w:after="40" w:before="40"/>
+        <w:ind w:left="576"/>
+      </w:pPr>
+      <w:r>
+        <w:rPr>
+          <w:rFonts w:ascii="Courier New" w:cs="Courier New" w:eastAsia="Courier New" w:hAnsi="Courier New"/>
+          <w:color w:val="1565C0"/>
+          <w:sz w:val="18"/>
+          <w:szCs w:val="18"/>
+        </w:rPr>
+        <w:t>│   ├── prisma.ts              # Prisma client singleton (libsql adapter)</w:t>
+      </w:r>
+    </w:p>
+    <w:p>
+      <w:pPr>
+        <w:shd w:fill="F0F7FF" w:val="clear"/>
+        <w:spacing w:after="40" w:before="40"/>
+        <w:ind w:left="576"/>
+      </w:pPr>
+      <w:r>
+        <w:rPr>
+          <w:rFonts w:ascii="Courier New" w:cs="Courier New" w:eastAsia="Courier New" w:hAnsi="Courier New"/>
+          <w:color w:val="1565C0"/>
+          <w:sz w:val="18"/>
+          <w:szCs w:val="18"/>
+        </w:rPr>
+        <w:t>│   └── store.ts               # Client-side state helpers</w:t>
+      </w:r>
+    </w:p>
+    <w:p>
+      <w:pPr>
+        <w:shd w:fill="F0F7FF" w:val="clear"/>
+        <w:spacing w:after="40" w:before="40"/>
+        <w:ind w:left="576"/>
+      </w:pPr>
+      <w:r>
+        <w:rPr>
+          <w:rFonts w:ascii="Courier New" w:cs="Courier New" w:eastAsia="Courier New" w:hAnsi="Courier New"/>
+          <w:color w:val="1565C0"/>
+          <w:sz w:val="18"/>
+          <w:szCs w:val="18"/>
+        </w:rPr>
+        <w:t>├── prisma/</w:t>
+      </w:r>
+    </w:p>
+    <w:p>
+      <w:pPr>
+        <w:shd w:fill="F0F7FF" w:val="clear"/>
+        <w:spacing w:after="40" w:before="40"/>
+        <w:ind w:left="576"/>
+      </w:pPr>
+      <w:r>
+        <w:rPr>
+          <w:rFonts w:ascii="Courier New" w:cs="Courier New" w:eastAsia="Courier New" w:hAnsi="Courier New"/>
+          <w:color w:val="1565C0"/>
+          <w:sz w:val="18"/>
+          <w:szCs w:val="18"/>
+        </w:rPr>
+        <w:t>│   └── schema.prisma          # Prisma schema: Application + Enquiry models</w:t>
+      </w:r>
+    </w:p>
+    <w:p>
+      <w:pPr>
+        <w:shd w:fill="F0F7FF" w:val="clear"/>
+        <w:spacing w:after="40" w:before="40"/>
+        <w:ind w:left="576"/>
+      </w:pPr>
+      <w:r>
+        <w:rPr>
+          <w:rFonts w:ascii="Courier New" w:cs="Courier New" w:eastAsia="Courier New" w:hAnsi="Courier New"/>
+          <w:color w:val="1565C0"/>
+          <w:sz w:val="18"/>
+          <w:szCs w:val="18"/>
+        </w:rPr>
+        <w:t>├── src/app/globals.css       # CSS custom properties, dark/light mode tokens</w:t>
       </w:r>
     </w:p>
     <w:p>
@@ -2855,7 +2855,7 @@
           <w:sz w:val="20"/>
           <w:szCs w:val="20"/>
         </w:rPr>
-        <w:t xml:space="preserve">Each avatar is a gradient circle with initials. In production, replace with actual member profile photos from Supabase storage.</w:t>
+        <w:t>Each avatar is a gradient circle with initials. In production, replace with actual member profile photos from Prisma ORM + libsql storage.</w:t>
       </w:r>
     </w:p>
     <w:p>
@@ -3202,7 +3202,7 @@
           <w:sz w:val="20"/>
           <w:szCs w:val="20"/>
         </w:rPr>
-        <w:t xml:space="preserve">Filter logic: React useState tracks active category. Items filtered client-side from Supabase events table (category column).</w:t>
+        <w:t>Filter logic: React useState tracks active category. Items filtered client-side from Prisma ORM + libsql events table (category column).</w:t>
       </w:r>
     </w:p>
     <w:p>
@@ -3377,7 +3377,7 @@
           <w:sz w:val="20"/>
           <w:szCs w:val="20"/>
         </w:rPr>
-        <w:t xml:space="preserve">Storage: Testimonials stored in Supabase testimonials table with fields: name, role, quote, avatar_initials, rating. Fetched at build time for SSG.</w:t>
+        <w:t>Storage: Testimonials stored in Prisma ORM + libsql testimonials table with fields: name, role, quote, avatar_initials, rating. Fetched at build time for SSG.</w:t>
       </w:r>
     </w:p>
     <w:p>
@@ -3786,7 +3786,7 @@
           <w:sz w:val="20"/>
           <w:szCs w:val="20"/>
         </w:rPr>
-        <w:t xml:space="preserve">CSS custom properties swapped by toggling body.dark class. 300ms transition on all surfaces for seamless feel. Preference stored in localStorage to persist across sessions.</w:t>
+        <w:t>CSS custom properties swapped by toggling body.dark class. 300ms transition on all surfaces for seamless feel. Preference stored in localStorage. ThemeProvider also auto-enables dark mode if system time is past 6 PM.</w:t>
       </w:r>
     </w:p>
     <w:p>
@@ -4107,7 +4107,7 @@
           <w:sz w:val="26"/>
           <w:szCs w:val="26"/>
         </w:rPr>
-        <w:t xml:space="preserve">4.2 BLS — tsParticles Starfield</w:t>
+        <w:t>4.2 BLS — Custom Starfield component Starfield</w:t>
       </w:r>
     </w:p>
     <w:p>
@@ -5611,7 +5611,7 @@
         </w:rPr>
       </w:pPr>
       <w:r>
-        <w:t xml:space="preserve">6. Supabase Data Models</w:t>
+        <w:t>6. Prisma ORM + libsql Data Models</w:t>
       </w:r>
     </w:p>
     <w:p>
@@ -5626,7 +5626,7 @@
           <w:sz w:val="26"/>
           <w:szCs w:val="26"/>
         </w:rPr>
-        <w:t xml:space="preserve">Table: events</w:t>
+        <w:t>Model: Application</w:t>
       </w:r>
     </w:p>
     <w:tbl>
@@ -6146,7 +6146,7 @@
                 <w:sz w:val="19"/>
                 <w:szCs w:val="19"/>
               </w:rPr>
-              <w:t xml:space="preserve">Cover photo from Supabase Storage</w:t>
+              <w:t>Cover photo from Prisma ORM + libsql Storage</w:t>
             </w:r>
           </w:p>
         </w:tc>
@@ -8090,7 +8090,7 @@
           <w:sz w:val="20"/>
           <w:szCs w:val="20"/>
         </w:rPr>
-        <w:t xml:space="preserve">tsParticles uses requestAnimationFrame — stays off main thread</w:t>
+        <w:t>Custom Starfield component uses requestAnimationFrame — stays off main thread</w:t>
       </w:r>
     </w:p>
     <w:p>
@@ -8429,7 +8429,7 @@
                 <w:sz w:val="19"/>
                 <w:szCs w:val="19"/>
               </w:rPr>
-              <w:t xml:space="preserve">NEXT_PUBLIC_SUPABASE_URL</w:t>
+              <w:t>DATABASE_URL</w:t>
             </w:r>
           </w:p>
         </w:tc>
@@ -8449,7 +8449,7 @@
                 <w:sz w:val="19"/>
                 <w:szCs w:val="19"/>
               </w:rPr>
-              <w:t xml:space="preserve">Supabase client init</w:t>
+              <w:t>Prisma ORM + libsql client init</w:t>
             </w:r>
           </w:p>
         </w:tc>
@@ -8471,7 +8471,7 @@
                 <w:sz w:val="19"/>
                 <w:szCs w:val="19"/>
               </w:rPr>
-              <w:t xml:space="preserve">NEXT_PUBLIC_SUPABASE_ANON_KEY</w:t>
+              <w:t>ADMIN_USERNAME (optional)</w:t>
             </w:r>
           </w:p>
         </w:tc>
@@ -8491,7 +8491,7 @@
                 <w:sz w:val="19"/>
                 <w:szCs w:val="19"/>
               </w:rPr>
-              <w:t xml:space="preserve">Supabase client init</w:t>
+              <w:t>Prisma ORM + libsql client init</w:t>
             </w:r>
           </w:p>
         </w:tc>
@@ -8513,7 +8513,7 @@
                 <w:sz w:val="19"/>
                 <w:szCs w:val="19"/>
               </w:rPr>
-              <w:t xml:space="preserve">SUPABASE_SERVICE_ROLE_KEY</w:t>
+              <w:t># NEXT_PUBLIC_HOTJAR_ID  # Hotjar site ID</w:t>
             </w:r>
           </w:p>
         </w:tc>
@@ -8533,7 +8533,7 @@
                 <w:sz w:val="19"/>
                 <w:szCs w:val="19"/>
               </w:rPr>
-              <w:t xml:space="preserve">Server-side API routes only</w:t>
+              <w:t>Canonical URL for OG tags</w:t>
             </w:r>
           </w:p>
         </w:tc>
@@ -8555,7 +8555,7 @@
                 <w:sz w:val="19"/>
                 <w:szCs w:val="19"/>
               </w:rPr>
-              <w:t xml:space="preserve">RESEND_API_KEY</w:t>
+              <w:t>ADMIN_USERNAME</w:t>
             </w:r>
           </w:p>
         </w:tc>
@@ -8575,7 +8575,7 @@
                 <w:sz w:val="19"/>
                 <w:szCs w:val="19"/>
               </w:rPr>
-              <w:t xml:space="preserve">api/contact and api/join routes</w:t>
+              <w:t>Admin panel login (default: admin)</w:t>
             </w:r>
           </w:p>
         </w:tc>
@@ -8597,7 +8597,7 @@
                 <w:sz w:val="19"/>
                 <w:szCs w:val="19"/>
               </w:rPr>
-              <w:t xml:space="preserve">NEXT_PUBLIC_GTM_ID</w:t>
+              <w:t>ADMIN_PASSWORD</w:t>
             </w:r>
           </w:p>
         </w:tc>
@@ -8617,7 +8617,7 @@
                 <w:sz w:val="19"/>
                 <w:szCs w:val="19"/>
               </w:rPr>
-              <w:t xml:space="preserve">Google Tag Manager container ID</w:t>
+              <w:t>Admin panel password (default: admin)</w:t>
             </w:r>
           </w:p>
         </w:tc>
@@ -8639,7 +8639,7 @@
                 <w:sz w:val="19"/>
                 <w:szCs w:val="19"/>
               </w:rPr>
-              <w:t xml:space="preserve">NEXT_PUBLIC_HOTJAR_ID</w:t>
+              <w:t># Analytics (optional — not yet configured)</w:t>
             </w:r>
           </w:p>
         </w:tc>
@@ -8659,7 +8659,7 @@
                 <w:sz w:val="19"/>
                 <w:szCs w:val="19"/>
               </w:rPr>
-              <w:t xml:space="preserve">Hotjar site ID</w:t>
+              <w:t>NEXT_PUBLIC_GTM_ID  # Google Tag Manager container</w:t>
             </w:r>
           </w:p>
         </w:tc>
@@ -8681,7 +8681,7 @@
                 <w:sz w:val="19"/>
                 <w:szCs w:val="19"/>
               </w:rPr>
-              <w:t xml:space="preserve">NEXT_PUBLIC_SITE_URL</w:t>
+              <w:t># NEXT_PUBLIC_HOTJAR_ID  # Hotjar site ID</w:t>
             </w:r>
           </w:p>
         </w:tc>
@@ -8701,7 +8701,7 @@
                 <w:sz w:val="19"/>
                 <w:szCs w:val="19"/>
               </w:rPr>
-              <w:t xml:space="preserve">Canonical URL for OG tags + sitemap</w:t>
+              <w:t># Configure once analytics are enabled</w:t>
             </w:r>
           </w:p>
         </w:tc>
@@ -8906,7 +8906,7 @@
           <w:sz w:val="20"/>
           <w:szCs w:val="20"/>
         </w:rPr>
-        <w:t xml:space="preserve">Supabase migrations run via Supabase CLI: supabase db push</w:t>
+        <w:t>Prisma ORM + libsql migrations run via Prisma ORM + libsql CLI: npx prisma db push</w:t>
       </w:r>
     </w:p>
     <w:p>
